--- a/output/_smoketest/基金组合一页纸_张女士_20260626.docx
+++ b/output/_smoketest/基金组合一页纸_张女士_20260626.docx
@@ -329,7 +329,7 @@
           <w:color w:val="1A1A1A"/>
           <w:sz w:val="24"/>
         </w:rPr>
-        <w:t>以上数字来自 portfolio_math 基于成份基金净值序列计算，数据截止 2026-06-26。历史不代表未来。</w:t>
+        <w:t>以上数字由投资组合量化模型基于成份基金历史净值序列测算，数据截止 2026-06-26。历史表现不代表未来。</w:t>
       </w:r>
     </w:p>
     <w:p>
